--- a/docs/guia_de_despliegue.docx
+++ b/docs/guia_de_despliegue.docx
@@ -1121,7 +1121,7 @@
           <w:sz w:val="21"/>
           <w:szCs w:val="21"/>
         </w:rPr>
-        <w:t xml:space="preserve">npm run test:unit : Ejecuta la bateria exclusiva de 87 pruebas unitarias (57 endpoints + 30 modulos de seguridad, leyes de redondeo, algoritmos de inventario y criptografia). Debe arrojar 100% de tests aprobados.</w:t>
+        <w:t>npm run test:unit : Ejecuta la bateria exclusiva de 126 pruebas unitarias (57 del catalogo de endpoints + 69 modulos de seguridad, leyes de redondeo, algoritmos de inventario y criptografia). Debe arrojar 100% de tests aprobados.</w:t>
       </w:r>
     </w:p>
     <w:p>
@@ -1140,7 +1140,7 @@
           <w:sz w:val="21"/>
           <w:szCs w:val="21"/>
         </w:rPr>
-        <w:t xml:space="preserve">npm test : Ejecuta las 60 pruebas de integracion extremo a extremo con simulacion de hardware y pasarelas.</w:t>
+        <w:t>npm test : Ejecuta las 81 pruebas de integracion extremo a extremo con simulacion de hardware y pasarelas.</w:t>
       </w:r>
     </w:p>
     <w:p>

--- a/docs/guia_de_despliegue.docx
+++ b/docs/guia_de_despliegue.docx
@@ -1121,7 +1121,7 @@
           <w:sz w:val="21"/>
           <w:szCs w:val="21"/>
         </w:rPr>
-        <w:t>npm run test:unit : Ejecuta la bateria exclusiva de 126 pruebas unitarias (57 del catalogo de endpoints + 69 modulos de seguridad, leyes de redondeo, algoritmos de inventario y criptografia). Debe arrojar 100% de tests aprobados.</w:t>
+        <w:t>npm run test:unit : Ejecuta la bateria exclusiva de 138 pruebas unitarias (69 del catalogo de endpoints + 69 modulos de seguridad, leyes de redondeo, algoritmos de inventario y criptografia). Debe arrojar 100% de tests aprobados.</w:t>
       </w:r>
     </w:p>
     <w:p>

--- a/docs/guia_de_despliegue.docx
+++ b/docs/guia_de_despliegue.docx
@@ -1121,7 +1121,7 @@
           <w:sz w:val="21"/>
           <w:szCs w:val="21"/>
         </w:rPr>
-        <w:t>npm run test:unit : Ejecuta la bateria exclusiva de 138 pruebas unitarias (69 del catalogo de endpoints + 69 modulos de seguridad, leyes de redondeo, algoritmos de inventario y criptografia). Debe arrojar 100% de tests aprobados.</w:t>
+        <w:t>npm run test:unit : Ejecuta la bateria exclusiva de 144 pruebas unitarias (69 del catalogo de endpoints + 69 modulos de seguridad, leyes de redondeo, algoritmos de inventario y criptografia). Debe arrojar 100% de tests aprobados.</w:t>
       </w:r>
     </w:p>
     <w:p>

--- a/docs/guia_de_despliegue.docx
+++ b/docs/guia_de_despliegue.docx
@@ -1121,7 +1121,7 @@
           <w:sz w:val="21"/>
           <w:szCs w:val="21"/>
         </w:rPr>
-        <w:t>npm run test:unit : Ejecuta la bateria exclusiva de 144 pruebas unitarias (69 del catalogo de endpoints + 69 modulos de seguridad, leyes de redondeo, algoritmos de inventario y criptografia). Debe arrojar 100% de tests aprobados.</w:t>
+        <w:t>npm run test:unit : Ejecuta la bateria exclusiva de 154 pruebas unitarias (71 del catalogo de endpoints + 69 modulos de seguridad, leyes de redondeo, algoritmos de inventario y criptografia). Debe arrojar 100% de tests aprobados.</w:t>
       </w:r>
     </w:p>
     <w:p>

--- a/docs/guia_de_despliegue.docx
+++ b/docs/guia_de_despliegue.docx
@@ -1121,7 +1121,7 @@
           <w:sz w:val="21"/>
           <w:szCs w:val="21"/>
         </w:rPr>
-        <w:t>npm run test:unit : Ejecuta la bateria exclusiva de 154 pruebas unitarias (71 del catalogo de endpoints + 69 modulos de seguridad, leyes de redondeo, algoritmos de inventario y criptografia). Debe arrojar 100% de tests aprobados.</w:t>
+        <w:t>npm run test:unit : Ejecuta la bateria exclusiva de 163 pruebas unitarias (72 del catalogo de endpoints + 69 modulos de seguridad, leyes de redondeo, algoritmos de inventario y criptografia). Debe arrojar 100% de tests aprobados.</w:t>
       </w:r>
     </w:p>
     <w:p>

--- a/docs/guia_de_despliegue.docx
+++ b/docs/guia_de_despliegue.docx
@@ -1121,7 +1121,7 @@
           <w:sz w:val="21"/>
           <w:szCs w:val="21"/>
         </w:rPr>
-        <w:t>npm run test:unit : Ejecuta la bateria exclusiva de 163 pruebas unitarias (72 del catalogo de endpoints + 69 modulos de seguridad, leyes de redondeo, algoritmos de inventario y criptografia). Debe arrojar 100% de tests aprobados.</w:t>
+        <w:t>npm run test:unit : Ejecuta la bateria exclusiva de 172 pruebas unitarias (72 del catalogo de endpoints + 69 modulos de seguridad, leyes de redondeo, algoritmos de inventario y criptografia). Debe arrojar 100% de tests aprobados.</w:t>
       </w:r>
     </w:p>
     <w:p>

--- a/docs/guia_de_despliegue.docx
+++ b/docs/guia_de_despliegue.docx
@@ -1121,7 +1121,7 @@
           <w:sz w:val="21"/>
           <w:szCs w:val="21"/>
         </w:rPr>
-        <w:t>npm run test:unit : Ejecuta la bateria exclusiva de 172 pruebas unitarias (72 del catalogo de endpoints + 69 modulos de seguridad, leyes de redondeo, algoritmos de inventario y criptografia). Debe arrojar 100% de tests aprobados.</w:t>
+        <w:t>npm run test:unit : Ejecuta la bateria exclusiva de 188 pruebas unitarias (72 del catalogo de endpoints + 69 modulos de seguridad, leyes de redondeo, algoritmos de inventario y criptografia). Debe arrojar 100% de tests aprobados.</w:t>
       </w:r>
     </w:p>
     <w:p>

--- a/docs/guia_de_despliegue.docx
+++ b/docs/guia_de_despliegue.docx
@@ -1121,7 +1121,7 @@
           <w:sz w:val="21"/>
           <w:szCs w:val="21"/>
         </w:rPr>
-        <w:t>npm run test:unit : Ejecuta la bateria exclusiva de 188 pruebas unitarias (72 del catalogo de endpoints + 69 modulos de seguridad, leyes de redondeo, algoritmos de inventario y criptografia). Debe arrojar 100% de tests aprobados.</w:t>
+        <w:t>npm run test:unit : Ejecuta la bateria exclusiva de 193 pruebas unitarias (72 del catalogo de endpoints + 121 de seguridad, leyes de redondeo, algoritmos de inventario, criptografia, respaldo documental de facturas y trazabilidad del origen de los datos). Debe arrojar 100% de tests aprobados.</w:t>
       </w:r>
     </w:p>
     <w:p>

--- a/docs/guia_de_despliegue.docx
+++ b/docs/guia_de_despliegue.docx
@@ -1121,7 +1121,7 @@
           <w:sz w:val="21"/>
           <w:szCs w:val="21"/>
         </w:rPr>
-        <w:t>npm run test:unit : Ejecuta la bateria exclusiva de 193 pruebas unitarias (72 del catalogo de endpoints + 121 de seguridad, leyes de redondeo, algoritmos de inventario, criptografia, respaldo documental de facturas y trazabilidad del origen de los datos). Debe arrojar 100% de tests aprobados.</w:t>
+        <w:t>npm run test:unit : Ejecuta la bateria exclusiva de 199 pruebas unitarias (72 del catalogo de endpoints + 121 de seguridad, leyes de redondeo, algoritmos de inventario, criptografia, respaldo documental de facturas y trazabilidad del origen de los datos). Debe arrojar 100% de tests aprobados.</w:t>
       </w:r>
     </w:p>
     <w:p>

--- a/docs/guia_de_despliegue.docx
+++ b/docs/guia_de_despliegue.docx
@@ -1121,7 +1121,7 @@
           <w:sz w:val="21"/>
           <w:szCs w:val="21"/>
         </w:rPr>
-        <w:t>npm run test:unit : Ejecuta la bateria exclusiva de 199 pruebas unitarias (72 del catalogo de endpoints + 121 de seguridad, leyes de redondeo, algoritmos de inventario, criptografia, respaldo documental de facturas y trazabilidad del origen de los datos). Debe arrojar 100% de tests aprobados.</w:t>
+        <w:t>npm run test:unit : Ejecuta la bateria exclusiva de 211 pruebas unitarias (72 del catalogo de endpoints + 121 de seguridad, leyes de redondeo, algoritmos de inventario, criptografia, respaldo documental de facturas y trazabilidad del origen de los datos). Debe arrojar 100% de tests aprobados.</w:t>
       </w:r>
     </w:p>
     <w:p>

--- a/docs/guia_de_despliegue.docx
+++ b/docs/guia_de_despliegue.docx
@@ -1121,7 +1121,7 @@
           <w:sz w:val="21"/>
           <w:szCs w:val="21"/>
         </w:rPr>
-        <w:t>npm run test:unit : Ejecuta la bateria exclusiva de 211 pruebas unitarias (72 del catalogo de endpoints + 121 de seguridad, leyes de redondeo, algoritmos de inventario, criptografia, respaldo documental de facturas y trazabilidad del origen de los datos). Debe arrojar 100% de tests aprobados.</w:t>
+        <w:t>npm run test:unit : Ejecuta la bateria exclusiva de 216 pruebas unitarias (72 del catalogo de endpoints + 121 de seguridad, leyes de redondeo, algoritmos de inventario, criptografia, respaldo documental de facturas y trazabilidad del origen de los datos). Debe arrojar 100% de tests aprobados.</w:t>
       </w:r>
     </w:p>
     <w:p>

--- a/docs/guia_de_despliegue.docx
+++ b/docs/guia_de_despliegue.docx
@@ -1121,7 +1121,7 @@
           <w:sz w:val="21"/>
           <w:szCs w:val="21"/>
         </w:rPr>
-        <w:t>npm run test:unit : Ejecuta la bateria exclusiva de 216 pruebas unitarias (72 del catalogo de endpoints + 121 de seguridad, leyes de redondeo, algoritmos de inventario, criptografia, respaldo documental de facturas y trazabilidad del origen de los datos). Debe arrojar 100% de tests aprobados.</w:t>
+        <w:t>npm run test:unit : Ejecuta la bateria exclusiva de 221 pruebas unitarias (72 del catalogo de endpoints + 121 de seguridad, leyes de redondeo, algoritmos de inventario, criptografia, respaldo documental de facturas y trazabilidad del origen de los datos). Debe arrojar 100% de tests aprobados.</w:t>
       </w:r>
     </w:p>
     <w:p>

--- a/docs/guia_de_despliegue.docx
+++ b/docs/guia_de_despliegue.docx
@@ -1121,7 +1121,7 @@
           <w:sz w:val="21"/>
           <w:szCs w:val="21"/>
         </w:rPr>
-        <w:t>npm run test:unit : Ejecuta la bateria exclusiva de 221 pruebas unitarias (72 del catalogo de endpoints + 121 de seguridad, leyes de redondeo, algoritmos de inventario, criptografia, respaldo documental de facturas y trazabilidad del origen de los datos). Debe arrojar 100% de tests aprobados.</w:t>
+        <w:t>npm run test:unit : Ejecuta la bateria exclusiva de 213 pruebas unitarias (72 del catalogo de endpoints + 121 de seguridad, leyes de redondeo, algoritmos de inventario, criptografia, respaldo documental de facturas y trazabilidad del origen de los datos). Debe arrojar 100% de tests aprobados.</w:t>
       </w:r>
     </w:p>
     <w:p>
